--- a/NNDL/实验报告模板.docx
+++ b/NNDL/实验报告模板.docx
@@ -236,7 +236,7 @@
       <w:pPr>
         <w:jc w:val="center"/>
         <w:rPr>
-          <w:rFonts w:ascii="宋体" w:hAnsi="宋体" w:hint="eastAsia"/>
+          <w:rFonts w:ascii="宋体" w:hAnsi="宋体"/>
           <w:b/>
           <w:bCs/>
           <w:spacing w:val="80"/>
@@ -482,14 +482,15 @@
           <w:sz w:val="40"/>
           <w:szCs w:val="40"/>
         </w:rPr>
-        <w:t>XXX</w:t>
-      </w:r>
-      <w:r>
-        <w:rPr>
+        <w:t xml:space="preserve"> </w:t>
+      </w:r>
+      <w:r>
+        <w:rPr>
+          <w:rFonts w:hint="eastAsia"/>
           <w:sz w:val="40"/>
           <w:szCs w:val="40"/>
         </w:rPr>
-        <w:t>XX</w:t>
+        <w:t>陈佳伸</w:t>
       </w:r>
     </w:p>
     <w:p>
@@ -500,6 +501,7 @@
         <w:spacing w:line="800" w:lineRule="exact"/>
         <w:ind w:leftChars="300" w:left="600" w:firstLineChars="350" w:firstLine="1400"/>
         <w:rPr>
+          <w:rFonts w:hint="eastAsia"/>
           <w:sz w:val="40"/>
           <w:szCs w:val="40"/>
         </w:rPr>
@@ -608,7 +610,7 @@
           <w:sz w:val="40"/>
           <w:szCs w:val="40"/>
         </w:rPr>
-        <w:t xml:space="preserve">   </w:t>
+        <w:t xml:space="preserve"> </w:t>
       </w:r>
       <w:r>
         <w:rPr>
@@ -616,14 +618,7 @@
           <w:sz w:val="40"/>
           <w:szCs w:val="40"/>
         </w:rPr>
-        <w:t>XXX</w:t>
-      </w:r>
-      <w:r>
-        <w:rPr>
-          <w:sz w:val="40"/>
-          <w:szCs w:val="40"/>
-        </w:rPr>
-        <w:t>XX</w:t>
+        <w:t>2023317220404</w:t>
       </w:r>
     </w:p>
     <w:p>
@@ -750,20 +745,13 @@
           <w:sz w:val="40"/>
           <w:szCs w:val="40"/>
         </w:rPr>
-        <w:t>XXX</w:t>
-      </w:r>
-      <w:r>
-        <w:rPr>
-          <w:sz w:val="40"/>
-          <w:szCs w:val="40"/>
-        </w:rPr>
-        <w:t>XX</w:t>
+        <w:t>人工智能</w:t>
       </w:r>
     </w:p>
     <w:p>
       <w:pPr>
         <w:tabs>
-          <w:tab w:val="left" w:pos="4010"/>
+          <w:tab w:val="left" w:pos="3210"/>
         </w:tabs>
         <w:spacing w:line="800" w:lineRule="exact"/>
         <w:ind w:leftChars="300" w:left="600" w:firstLineChars="350" w:firstLine="1400"/>
@@ -865,18 +853,11 @@
       </w:r>
       <w:r>
         <w:rPr>
+          <w:rFonts w:hint="eastAsia"/>
           <w:sz w:val="40"/>
           <w:szCs w:val="40"/>
         </w:rPr>
-        <w:t>XXX</w:t>
-      </w:r>
-      <w:r>
-        <w:rPr>
-          <w:rFonts w:hint="eastAsia"/>
-          <w:sz w:val="40"/>
-          <w:szCs w:val="40"/>
-        </w:rPr>
-        <w:t>XX</w:t>
+        <w:t>神经网络与深度学习</w:t>
       </w:r>
     </w:p>
     <w:p>
@@ -908,7 +889,7 @@
         </w:numPr>
         <w:ind w:firstLineChars="0"/>
         <w:rPr>
-          <w:rFonts w:ascii="宋体" w:hAnsi="宋体" w:hint="eastAsia"/>
+          <w:rFonts w:ascii="宋体" w:hAnsi="宋体"/>
           <w:b/>
           <w:bCs/>
           <w:sz w:val="32"/>
@@ -942,7 +923,7 @@
         <w:pStyle w:val="a3"/>
         <w:ind w:leftChars="100" w:left="200" w:firstLineChars="0" w:firstLine="0"/>
         <w:rPr>
-          <w:rFonts w:ascii="宋体" w:hAnsi="宋体" w:hint="eastAsia"/>
+          <w:rFonts w:ascii="宋体" w:hAnsi="宋体"/>
           <w:b/>
           <w:bCs/>
           <w:sz w:val="24"/>
@@ -965,7 +946,7 @@
         <w:pStyle w:val="a3"/>
         <w:ind w:leftChars="100" w:left="200" w:firstLineChars="0" w:firstLine="0"/>
         <w:rPr>
-          <w:rFonts w:ascii="宋体" w:hAnsi="宋体" w:hint="eastAsia"/>
+          <w:rFonts w:ascii="宋体" w:hAnsi="宋体"/>
           <w:b/>
           <w:bCs/>
           <w:sz w:val="24"/>
@@ -1045,7 +1026,7 @@
         <w:pStyle w:val="a3"/>
         <w:ind w:leftChars="100" w:left="200" w:firstLineChars="0" w:firstLine="0"/>
         <w:rPr>
-          <w:rFonts w:ascii="宋体" w:hAnsi="宋体" w:hint="eastAsia"/>
+          <w:rFonts w:ascii="宋体" w:hAnsi="宋体"/>
           <w:b/>
           <w:bCs/>
           <w:sz w:val="24"/>
@@ -1068,7 +1049,7 @@
         <w:pStyle w:val="a3"/>
         <w:ind w:leftChars="100" w:left="200" w:firstLineChars="0" w:firstLine="0"/>
         <w:rPr>
-          <w:rFonts w:ascii="宋体" w:hAnsi="宋体" w:hint="eastAsia"/>
+          <w:rFonts w:ascii="宋体" w:hAnsi="宋体"/>
           <w:b/>
           <w:bCs/>
           <w:sz w:val="24"/>
@@ -1091,7 +1072,7 @@
         <w:pStyle w:val="a3"/>
         <w:ind w:leftChars="100" w:left="200" w:firstLineChars="0" w:firstLine="0"/>
         <w:rPr>
-          <w:rFonts w:ascii="宋体" w:hAnsi="宋体" w:hint="eastAsia"/>
+          <w:rFonts w:ascii="宋体" w:hAnsi="宋体"/>
           <w:b/>
           <w:bCs/>
         </w:rPr>
@@ -1131,7 +1112,7 @@
           <w:sz w:val="32"/>
           <w:szCs w:val="32"/>
         </w:rPr>
-        <w:t>问题解答</w:t>
+        <w:t>问题解答及分析（</w:t>
       </w:r>
       <w:r>
         <w:rPr>
@@ -1141,7 +1122,7 @@
           <w:sz w:val="32"/>
           <w:szCs w:val="32"/>
         </w:rPr>
-        <w:t>及分析（</w:t>
+        <w:t>问题</w:t>
       </w:r>
       <w:r>
         <w:rPr>
@@ -1151,7 +1132,7 @@
           <w:sz w:val="32"/>
           <w:szCs w:val="32"/>
         </w:rPr>
-        <w:t>问题</w:t>
+        <w:t>详见实验指导书</w:t>
       </w:r>
       <w:r>
         <w:rPr>
@@ -1161,7 +1142,7 @@
           <w:sz w:val="32"/>
           <w:szCs w:val="32"/>
         </w:rPr>
-        <w:t>详见实验指导书</w:t>
+        <w:t>末尾</w:t>
       </w:r>
       <w:r>
         <w:rPr>
@@ -1171,16 +1152,6 @@
           <w:sz w:val="32"/>
           <w:szCs w:val="32"/>
         </w:rPr>
-        <w:t>末尾</w:t>
-      </w:r>
-      <w:r>
-        <w:rPr>
-          <w:rFonts w:hint="eastAsia"/>
-          <w:b/>
-          <w:bCs/>
-          <w:sz w:val="32"/>
-          <w:szCs w:val="32"/>
-        </w:rPr>
         <w:t>）</w:t>
       </w:r>
     </w:p>
@@ -1189,7 +1160,7 @@
         <w:pStyle w:val="a3"/>
         <w:ind w:leftChars="100" w:left="200" w:firstLineChars="0" w:firstLine="0"/>
         <w:rPr>
-          <w:rFonts w:ascii="宋体" w:hAnsi="宋体" w:hint="eastAsia"/>
+          <w:rFonts w:ascii="宋体" w:hAnsi="宋体"/>
           <w:b/>
           <w:bCs/>
           <w:sz w:val="24"/>
@@ -1212,7 +1183,7 @@
         <w:pStyle w:val="a3"/>
         <w:ind w:leftChars="100" w:left="200" w:firstLineChars="0" w:firstLine="0"/>
         <w:rPr>
-          <w:rFonts w:ascii="宋体" w:hAnsi="宋体" w:hint="eastAsia"/>
+          <w:rFonts w:ascii="宋体" w:hAnsi="宋体"/>
           <w:b/>
           <w:bCs/>
           <w:sz w:val="24"/>
@@ -1235,7 +1206,7 @@
         <w:pStyle w:val="a3"/>
         <w:ind w:leftChars="100" w:left="200" w:firstLineChars="0" w:firstLine="0"/>
         <w:rPr>
-          <w:rFonts w:ascii="宋体" w:hAnsi="宋体" w:hint="eastAsia"/>
+          <w:rFonts w:ascii="宋体" w:hAnsi="宋体"/>
           <w:b/>
           <w:bCs/>
         </w:rPr>
